--- a/LAB 7/EDGE INTELLIGENCE  LAB 7.docx
+++ b/LAB 7/EDGE INTELLIGENCE  LAB 7.docx
@@ -73,67 +73,77 @@
     </w:p>
     <w:p>
       <w:pPr>
-        <w:jc w:val="right"/>
-        <w:rPr>
-          <w:rFonts w:ascii="Times New Roman" w:hAnsi="Times New Roman" w:cs="Times New Roman"/>
-          <w:b/>
-          <w:sz w:val="28"/>
-          <w:szCs w:val="28"/>
-        </w:rPr>
-      </w:pPr>
-      <w:r>
-        <w:rPr>
-          <w:rFonts w:ascii="Times New Roman" w:hAnsi="Times New Roman" w:cs="Times New Roman"/>
-          <w:b/>
-          <w:sz w:val="28"/>
-          <w:szCs w:val="28"/>
-        </w:rPr>
-        <w:t>25MML0038</w:t>
-      </w:r>
-    </w:p>
-    <w:p>
-      <w:pPr>
-        <w:jc w:val="right"/>
-        <w:rPr>
-          <w:rFonts w:ascii="Times New Roman" w:hAnsi="Times New Roman" w:cs="Times New Roman"/>
-          <w:b/>
-          <w:sz w:val="28"/>
-          <w:szCs w:val="28"/>
-        </w:rPr>
-      </w:pPr>
-      <w:r>
-        <w:rPr>
-          <w:rFonts w:ascii="Times New Roman" w:hAnsi="Times New Roman" w:cs="Times New Roman"/>
-          <w:b/>
-          <w:sz w:val="28"/>
-          <w:szCs w:val="28"/>
-        </w:rPr>
-        <w:t>SUBHASHINI M</w:t>
-      </w:r>
-    </w:p>
-    <w:p>
-      <w:pPr>
-        <w:rPr>
-          <w:rFonts w:ascii="Times New Roman" w:hAnsi="Times New Roman" w:cs="Times New Roman"/>
-          <w:b/>
-          <w:sz w:val="28"/>
-          <w:szCs w:val="28"/>
-        </w:rPr>
-      </w:pPr>
-    </w:p>
-    <w:p>
-      <w:pPr>
-        <w:rPr>
-          <w:rFonts w:ascii="Times New Roman" w:hAnsi="Times New Roman" w:cs="Times New Roman"/>
-          <w:b/>
-          <w:sz w:val="28"/>
-          <w:szCs w:val="28"/>
-        </w:rPr>
-      </w:pPr>
-      <w:r>
-        <w:rPr>
-          <w:rFonts w:ascii="Times New Roman" w:hAnsi="Times New Roman" w:cs="Times New Roman"/>
-          <w:b/>
+        <w:rPr>
+          <w:rFonts w:ascii="Times New Roman" w:hAnsi="Times New Roman" w:cs="Times New Roman"/>
+          <w:b/>
+          <w:sz w:val="28"/>
+          <w:szCs w:val="28"/>
+        </w:rPr>
+      </w:pPr>
+      <w:r>
+        <w:rPr>
+          <w:rFonts w:ascii="Times New Roman" w:hAnsi="Times New Roman" w:cs="Times New Roman"/>
+          <w:b/>
+          <w:sz w:val="28"/>
+          <w:szCs w:val="28"/>
+        </w:rPr>
+        <w:t>25MML00</w:t>
+      </w:r>
+      <w:r>
+        <w:rPr>
+          <w:rFonts w:ascii="Times New Roman" w:hAnsi="Times New Roman" w:cs="Times New Roman"/>
+          <w:b/>
+          <w:sz w:val="28"/>
+          <w:szCs w:val="28"/>
+        </w:rPr>
+        <w:t>43</w:t>
+      </w:r>
+    </w:p>
+    <w:p>
+      <w:pPr>
+        <w:rPr>
+          <w:rFonts w:ascii="Times New Roman" w:hAnsi="Times New Roman" w:cs="Times New Roman"/>
+          <w:b/>
+          <w:sz w:val="28"/>
+          <w:szCs w:val="28"/>
+        </w:rPr>
+      </w:pPr>
+      <w:r>
+        <w:rPr>
+          <w:rFonts w:ascii="Times New Roman" w:hAnsi="Times New Roman" w:cs="Times New Roman"/>
+          <w:b/>
+          <w:sz w:val="28"/>
+          <w:szCs w:val="28"/>
+        </w:rPr>
+        <w:t>GANESH G</w:t>
+      </w:r>
+      <w:bookmarkStart w:id="0" w:name="_GoBack"/>
+      <w:bookmarkEnd w:id="0"/>
+    </w:p>
+    <w:p>
+      <w:pPr>
+        <w:rPr>
+          <w:rFonts w:ascii="Times New Roman" w:hAnsi="Times New Roman" w:cs="Times New Roman"/>
+          <w:b/>
+          <w:sz w:val="28"/>
+          <w:szCs w:val="28"/>
+        </w:rPr>
+      </w:pPr>
+    </w:p>
+    <w:p>
+      <w:pPr>
+        <w:rPr>
+          <w:rFonts w:ascii="Times New Roman" w:hAnsi="Times New Roman" w:cs="Times New Roman"/>
+          <w:b/>
+          <w:sz w:val="28"/>
+          <w:szCs w:val="28"/>
+        </w:rPr>
+      </w:pPr>
+      <w:r>
+        <w:rPr>
+          <w:rFonts w:ascii="Times New Roman" w:hAnsi="Times New Roman" w:cs="Times New Roman"/>
+          <w:b/>
+          <w:noProof/>
           <w:sz w:val="28"/>
           <w:szCs w:val="28"/>
         </w:rPr>
@@ -187,6 +197,7 @@
         <w:rPr>
           <w:rFonts w:ascii="Times New Roman" w:hAnsi="Times New Roman" w:cs="Times New Roman"/>
           <w:b/>
+          <w:noProof/>
           <w:sz w:val="28"/>
           <w:szCs w:val="28"/>
         </w:rPr>
@@ -240,6 +251,7 @@
         <w:rPr>
           <w:rFonts w:ascii="Times New Roman" w:hAnsi="Times New Roman" w:cs="Times New Roman"/>
           <w:b/>
+          <w:noProof/>
           <w:sz w:val="28"/>
           <w:szCs w:val="28"/>
         </w:rPr>
@@ -304,6 +316,7 @@
         <w:rPr>
           <w:rFonts w:ascii="Times New Roman" w:hAnsi="Times New Roman" w:cs="Times New Roman"/>
           <w:b/>
+          <w:noProof/>
           <w:sz w:val="28"/>
           <w:szCs w:val="28"/>
         </w:rPr>
@@ -357,6 +370,7 @@
         <w:rPr>
           <w:rFonts w:ascii="Times New Roman" w:hAnsi="Times New Roman" w:cs="Times New Roman"/>
           <w:b/>
+          <w:noProof/>
           <w:sz w:val="28"/>
           <w:szCs w:val="28"/>
         </w:rPr>
@@ -732,6 +746,7 @@
         <w:rPr>
           <w:rFonts w:ascii="Times New Roman" w:hAnsi="Times New Roman" w:cs="Times New Roman"/>
           <w:b/>
+          <w:noProof/>
           <w:sz w:val="28"/>
           <w:szCs w:val="28"/>
         </w:rPr>
@@ -785,6 +800,7 @@
         <w:rPr>
           <w:rFonts w:ascii="Times New Roman" w:hAnsi="Times New Roman" w:cs="Times New Roman"/>
           <w:b/>
+          <w:noProof/>
           <w:sz w:val="28"/>
           <w:szCs w:val="28"/>
         </w:rPr>
@@ -839,6 +855,7 @@
         <w:rPr>
           <w:rFonts w:ascii="Times New Roman" w:hAnsi="Times New Roman" w:cs="Times New Roman"/>
           <w:b/>
+          <w:noProof/>
           <w:sz w:val="28"/>
           <w:szCs w:val="28"/>
         </w:rPr>
@@ -892,6 +909,7 @@
         <w:rPr>
           <w:rFonts w:ascii="Times New Roman" w:hAnsi="Times New Roman" w:cs="Times New Roman"/>
           <w:b/>
+          <w:noProof/>
           <w:sz w:val="28"/>
           <w:szCs w:val="28"/>
         </w:rPr>
@@ -946,6 +964,7 @@
         <w:rPr>
           <w:rFonts w:ascii="Times New Roman" w:hAnsi="Times New Roman" w:cs="Times New Roman"/>
           <w:b/>
+          <w:noProof/>
           <w:sz w:val="28"/>
           <w:szCs w:val="28"/>
         </w:rPr>
@@ -999,6 +1018,7 @@
         <w:rPr>
           <w:rFonts w:ascii="Times New Roman" w:hAnsi="Times New Roman" w:cs="Times New Roman"/>
           <w:b/>
+          <w:noProof/>
           <w:sz w:val="28"/>
           <w:szCs w:val="28"/>
         </w:rPr>
@@ -1052,6 +1072,7 @@
         <w:rPr>
           <w:rFonts w:ascii="Times New Roman" w:hAnsi="Times New Roman" w:cs="Times New Roman"/>
           <w:b/>
+          <w:noProof/>
           <w:sz w:val="28"/>
           <w:szCs w:val="28"/>
         </w:rPr>
@@ -1106,6 +1127,7 @@
         <w:rPr>
           <w:rFonts w:ascii="Times New Roman" w:hAnsi="Times New Roman" w:cs="Times New Roman"/>
           <w:b/>
+          <w:noProof/>
           <w:sz w:val="28"/>
           <w:szCs w:val="28"/>
         </w:rPr>
@@ -1167,8 +1189,6 @@
           <w:lang w:eastAsia="en-IN"/>
         </w:rPr>
       </w:pPr>
-      <w:bookmarkStart w:id="0" w:name="_GoBack"/>
-      <w:bookmarkEnd w:id="0"/>
       <w:r>
         <w:rPr>
           <w:rFonts w:ascii="Times New Roman" w:eastAsia="Times New Roman" w:hAnsi="Times New Roman" w:cs="Times New Roman"/>

--- a/LAB 7/EDGE INTELLIGENCE  LAB 7.docx
+++ b/LAB 7/EDGE INTELLIGENCE  LAB 7.docx
@@ -96,27 +96,37 @@
           <w:sz w:val="28"/>
           <w:szCs w:val="28"/>
         </w:rPr>
-        <w:t>43</w:t>
-      </w:r>
-    </w:p>
-    <w:p>
-      <w:pPr>
-        <w:rPr>
-          <w:rFonts w:ascii="Times New Roman" w:hAnsi="Times New Roman" w:cs="Times New Roman"/>
-          <w:b/>
-          <w:sz w:val="28"/>
-          <w:szCs w:val="28"/>
-        </w:rPr>
-      </w:pPr>
-      <w:r>
-        <w:rPr>
-          <w:rFonts w:ascii="Times New Roman" w:hAnsi="Times New Roman" w:cs="Times New Roman"/>
-          <w:b/>
-          <w:sz w:val="28"/>
-          <w:szCs w:val="28"/>
-        </w:rPr>
-        <w:t>GANESH G</w:t>
-      </w:r>
+        <w:t>38</w:t>
+      </w:r>
+    </w:p>
+    <w:p>
+      <w:pPr>
+        <w:rPr>
+          <w:rFonts w:ascii="Times New Roman" w:hAnsi="Times New Roman" w:cs="Times New Roman"/>
+          <w:b/>
+          <w:sz w:val="28"/>
+          <w:szCs w:val="28"/>
+        </w:rPr>
+      </w:pPr>
+      <w:r>
+        <w:rPr>
+          <w:rFonts w:ascii="Times New Roman" w:hAnsi="Times New Roman" w:cs="Times New Roman"/>
+          <w:b/>
+          <w:sz w:val="28"/>
+          <w:szCs w:val="28"/>
+        </w:rPr>
+        <w:t>SUBHASHINI M</w:t>
+      </w:r>
+    </w:p>
+    <w:p>
+      <w:pPr>
+        <w:rPr>
+          <w:rFonts w:ascii="Times New Roman" w:hAnsi="Times New Roman" w:cs="Times New Roman"/>
+          <w:b/>
+          <w:sz w:val="28"/>
+          <w:szCs w:val="28"/>
+        </w:rPr>
+      </w:pPr>
       <w:bookmarkStart w:id="0" w:name="_GoBack"/>
       <w:bookmarkEnd w:id="0"/>
     </w:p>
@@ -595,27 +605,7 @@
           <w:szCs w:val="24"/>
           <w:lang w:eastAsia="en-IN"/>
         </w:rPr>
-        <w:t xml:space="preserve"> Convert the frame </w:t>
-      </w:r>
-      <w:proofErr w:type="spellStart"/>
-      <w:r>
-        <w:rPr>
-          <w:rFonts w:ascii="Times New Roman" w:eastAsia="Times New Roman" w:hAnsi="Times New Roman" w:cs="Times New Roman"/>
-          <w:sz w:val="24"/>
-          <w:szCs w:val="24"/>
-          <w:lang w:eastAsia="en-IN"/>
-        </w:rPr>
-        <w:t>color</w:t>
-      </w:r>
-      <w:proofErr w:type="spellEnd"/>
-      <w:r>
-        <w:rPr>
-          <w:rFonts w:ascii="Times New Roman" w:eastAsia="Times New Roman" w:hAnsi="Times New Roman" w:cs="Times New Roman"/>
-          <w:sz w:val="24"/>
-          <w:szCs w:val="24"/>
-          <w:lang w:eastAsia="en-IN"/>
-        </w:rPr>
-        <w:t xml:space="preserve"> format from BGR to RGB for proper visualization.</w:t>
+        <w:t xml:space="preserve"> Convert the frame color format from BGR to RGB for proper visualization.</w:t>
       </w:r>
     </w:p>
     <w:p>
